--- a/PRP申請書類 自動転記ツール/99_data/テンプレート/SOP/16-5 【H】逸脱手順書.docx
+++ b/PRP申請書類 自動転記ツール/99_data/テンプレート/SOP/16-5 【H】逸脱手順書.docx
@@ -10,8 +10,6 @@
           <w:lang w:eastAsia="ja-JP"/>
         </w:rPr>
       </w:pPr>
-      <w:bookmarkStart w:id="0" w:name="_GoBack"/>
-      <w:bookmarkEnd w:id="0"/>
       <w:r>
         <w:rPr>
           <w:rFonts w:hAnsi="ＭＳ 明朝"/>
@@ -539,12 +537,6 @@
         <w:gridCol w:w="2520"/>
       </w:tblGrid>
       <w:tr>
-        <w:tblPrEx>
-          <w:tblCellMar>
-            <w:top w:w="0" w:type="dxa"/>
-            <w:bottom w:w="0" w:type="dxa"/>
-          </w:tblCellMar>
-        </w:tblPrEx>
         <w:trPr>
           <w:trHeight w:val="451"/>
         </w:trPr>
@@ -557,12 +549,12 @@
             <w:pPr>
               <w:jc w:val="center"/>
               <w:rPr>
-                <w:rFonts w:ascii="ＭＳ ゴシック" w:eastAsia="ＭＳ ゴシック" w:hAnsi="ＭＳ ゴシック" w:hint="eastAsia"/>
+                <w:rFonts w:ascii="ＭＳ ゴシック" w:eastAsia="ＭＳ ゴシック" w:hAnsi="ＭＳ ゴシック"/>
                 <w:color w:val="000000"/>
                 <w:lang w:eastAsia="zh-TW"/>
               </w:rPr>
             </w:pPr>
-            <w:bookmarkStart w:id="1" w:name="_Hlk154757077"/>
+            <w:bookmarkStart w:id="0" w:name="_Hlk154757077"/>
             <w:r>
               <w:rPr>
                 <w:rFonts w:ascii="ＭＳ ゴシック" w:eastAsia="ＭＳ ゴシック" w:hAnsi="ＭＳ ゴシック" w:hint="eastAsia"/>
@@ -576,7 +568,7 @@
             <w:pPr>
               <w:jc w:val="center"/>
               <w:rPr>
-                <w:rFonts w:ascii="ＭＳ ゴシック" w:eastAsia="ＭＳ ゴシック" w:hAnsi="ＭＳ ゴシック" w:hint="eastAsia"/>
+                <w:rFonts w:ascii="ＭＳ ゴシック" w:eastAsia="ＭＳ ゴシック" w:hAnsi="ＭＳ ゴシック"/>
                 <w:color w:val="000000"/>
                 <w:lang w:eastAsia="zh-TW"/>
               </w:rPr>
@@ -616,7 +608,7 @@
             <w:pPr>
               <w:jc w:val="center"/>
               <w:rPr>
-                <w:rFonts w:ascii="ＭＳ ゴシック" w:eastAsia="ＭＳ ゴシック" w:hAnsi="ＭＳ ゴシック" w:hint="eastAsia"/>
+                <w:rFonts w:ascii="ＭＳ ゴシック" w:eastAsia="ＭＳ ゴシック" w:hAnsi="ＭＳ ゴシック"/>
                 <w:color w:val="000000"/>
                 <w:lang w:eastAsia="ja-JP"/>
               </w:rPr>
@@ -634,7 +626,7 @@
             <w:pPr>
               <w:jc w:val="center"/>
               <w:rPr>
-                <w:rFonts w:ascii="ＭＳ ゴシック" w:eastAsia="ＭＳ ゴシック" w:hAnsi="ＭＳ ゴシック" w:hint="eastAsia"/>
+                <w:rFonts w:ascii="ＭＳ ゴシック" w:eastAsia="ＭＳ ゴシック" w:hAnsi="ＭＳ ゴシック"/>
                 <w:color w:val="000000"/>
                 <w:lang w:eastAsia="ja-JP"/>
               </w:rPr>
@@ -651,12 +643,6 @@
         </w:tc>
       </w:tr>
       <w:tr>
-        <w:tblPrEx>
-          <w:tblCellMar>
-            <w:top w:w="0" w:type="dxa"/>
-            <w:bottom w:w="0" w:type="dxa"/>
-          </w:tblCellMar>
-        </w:tblPrEx>
         <w:trPr>
           <w:trHeight w:val="258"/>
         </w:trPr>
@@ -670,7 +656,7 @@
             <w:pPr>
               <w:jc w:val="center"/>
               <w:rPr>
-                <w:rFonts w:ascii="ＭＳ ゴシック" w:eastAsia="ＭＳ ゴシック" w:hAnsi="ＭＳ ゴシック" w:hint="eastAsia"/>
+                <w:rFonts w:ascii="ＭＳ ゴシック" w:eastAsia="ＭＳ ゴシック" w:hAnsi="ＭＳ ゴシック"/>
                 <w:color w:val="FF0000"/>
                 <w:sz w:val="20"/>
                 <w:lang w:eastAsia="zh-TW"/>
@@ -690,44 +676,102 @@
         </w:tc>
       </w:tr>
       <w:tr>
-        <w:tblPrEx>
-          <w:tblCellMar>
-            <w:top w:w="0" w:type="dxa"/>
-            <w:bottom w:w="0" w:type="dxa"/>
-          </w:tblCellMar>
-        </w:tblPrEx>
         <w:trPr>
-          <w:trHeight w:val="1331"/>
+          <w:trHeight w:val="1415"/>
         </w:trPr>
         <w:tc>
           <w:tcPr>
-            <w:tcW w:w="5040" w:type="dxa"/>
-            <w:gridSpan w:val="2"/>
-            <w:tcBorders>
-              <w:bottom w:val="single" w:sz="4" w:space="0" w:color="auto"/>
-            </w:tcBorders>
-          </w:tcPr>
-          <w:p>
-            <w:pPr>
-              <w:jc w:val="center"/>
-              <w:rPr>
-                <w:rFonts w:ascii="ＭＳ ゴシック" w:eastAsia="ＭＳ ゴシック" w:hAnsi="ＭＳ ゴシック" w:hint="eastAsia"/>
-                <w:color w:val="FF0000"/>
-                <w:lang w:eastAsia="ja-JP"/>
-              </w:rPr>
-            </w:pPr>
+            <w:tcW w:w="2520" w:type="dxa"/>
+            <w:vAlign w:val="center"/>
+          </w:tcPr>
+          <w:p>
+            <w:pPr>
+              <w:jc w:val="center"/>
+              <w:rPr>
+                <w:rFonts w:ascii="ＭＳ ゴシック" w:eastAsia="ＭＳ ゴシック" w:hAnsi="ＭＳ ゴシック"/>
+                <w:color w:val="000000"/>
+                <w:lang w:eastAsia="zh-TW"/>
+              </w:rPr>
+            </w:pPr>
+            <w:r>
+              <w:rPr>
+                <w:rFonts w:ascii="ＭＳ ゴシック" w:eastAsia="ＭＳ ゴシック" w:hAnsi="ＭＳ ゴシック"/>
+                <w:color w:val="00B050"/>
+                <w:sz w:val="20"/>
+                <w:szCs w:val="20"/>
+                <w:lang w:eastAsia="ja-JP"/>
+              </w:rPr>
+              <w:t>{{</w:t>
+            </w:r>
             <w:r>
               <w:rPr>
                 <w:rFonts w:ascii="ＭＳ ゴシック" w:eastAsia="ＭＳ ゴシック" w:hAnsi="ＭＳ ゴシック" w:hint="eastAsia"/>
                 <w:color w:val="00B050"/>
-                <w:lang w:eastAsia="ja-JP"/>
-              </w:rPr>
-              <w:t>{{特定細胞加工物製造事業者の名称}}</w:t>
+                <w:sz w:val="20"/>
+                <w:szCs w:val="20"/>
+                <w:lang w:eastAsia="ja-JP"/>
+              </w:rPr>
+              <w:t>製造責任者（通常、院長や再生医療をご担当される責任者）</w:t>
             </w:r>
+            <w:r>
+              <w:rPr>
+                <w:rFonts w:ascii="ＭＳ ゴシック" w:eastAsia="ＭＳ ゴシック" w:hAnsi="ＭＳ ゴシック"/>
+                <w:color w:val="00B050"/>
+                <w:sz w:val="20"/>
+                <w:szCs w:val="20"/>
+                <w:lang w:eastAsia="ja-JP"/>
+              </w:rPr>
+              <w:t>}}</w:t>
+            </w:r>
+          </w:p>
+        </w:tc>
+        <w:tc>
+          <w:tcPr>
+            <w:tcW w:w="2520" w:type="dxa"/>
+            <w:vAlign w:val="center"/>
+          </w:tcPr>
+          <w:p>
+            <w:pPr>
+              <w:jc w:val="center"/>
+              <w:rPr>
+                <w:rFonts w:ascii="ＭＳ ゴシック" w:eastAsia="ＭＳ ゴシック" w:hAnsi="ＭＳ ゴシック"/>
+                <w:color w:val="000000"/>
+                <w:lang w:eastAsia="ja-JP"/>
+              </w:rPr>
+            </w:pPr>
+            <w:r>
+              <w:rPr>
+                <w:rFonts w:ascii="ＭＳ ゴシック" w:eastAsia="ＭＳ ゴシック" w:hAnsi="ＭＳ ゴシック"/>
+                <w:color w:val="00B050"/>
+                <w:sz w:val="20"/>
+                <w:szCs w:val="20"/>
+                <w:lang w:eastAsia="ja-JP"/>
+              </w:rPr>
+              <w:t>{{</w:t>
+            </w:r>
+            <w:r>
+              <w:rPr>
+                <w:rFonts w:ascii="ＭＳ ゴシック" w:eastAsia="ＭＳ ゴシック" w:hAnsi="ＭＳ ゴシック" w:hint="eastAsia"/>
+                <w:color w:val="00B050"/>
+                <w:sz w:val="20"/>
+                <w:szCs w:val="20"/>
+                <w:lang w:eastAsia="ja-JP"/>
+              </w:rPr>
+              <w:t>管理者（院長/病院長）</w:t>
+            </w:r>
+            <w:r>
+              <w:rPr>
+                <w:rFonts w:ascii="ＭＳ ゴシック" w:eastAsia="ＭＳ ゴシック" w:hAnsi="ＭＳ ゴシック"/>
+                <w:color w:val="00B050"/>
+                <w:sz w:val="20"/>
+                <w:szCs w:val="20"/>
+                <w:lang w:eastAsia="ja-JP"/>
+              </w:rPr>
+              <w:t>}}</w:t>
+            </w:r>
           </w:p>
         </w:tc>
       </w:tr>
-      <w:bookmarkEnd w:id="1"/>
     </w:tbl>
     <w:p>
       <w:pPr>
@@ -738,6 +782,9 @@
           <w:lang w:eastAsia="ja-JP"/>
         </w:rPr>
       </w:pPr>
+      <w:bookmarkStart w:id="1" w:name="_GoBack"/>
+      <w:bookmarkEnd w:id="0"/>
+      <w:bookmarkEnd w:id="1"/>
     </w:p>
     <w:p>
       <w:pPr>
@@ -1038,7 +1085,7 @@
             <w:pPr>
               <w:jc w:val="center"/>
               <w:rPr>
-                <w:rFonts w:ascii="ＭＳ ゴシック" w:eastAsia="ＭＳ ゴシック" w:hAnsi="ＭＳ ゴシック" w:hint="eastAsia"/>
+                <w:rFonts w:ascii="ＭＳ ゴシック" w:eastAsia="ＭＳ ゴシック" w:hAnsi="ＭＳ ゴシック"/>
                 <w:color w:val="FF0000"/>
                 <w:lang w:eastAsia="ja-JP"/>
               </w:rPr>
@@ -3875,10 +3922,10 @@
           <w:lang w:eastAsia="ja-JP"/>
         </w:rPr>
         <w:sectPr>
-          <w:footerReference w:type="default" r:id="rId13"/>
-          <w:headerReference w:type="default" r:id="rId18"/>
-          <w:headerReference w:type="first" r:id="rId19"/>
-          <w:footerReference w:type="first" r:id="rId20"/>
+          <w:headerReference w:type="default" r:id="rId13"/>
+          <w:footerReference w:type="default" r:id="rId14"/>
+          <w:headerReference w:type="first" r:id="rId15"/>
+          <w:footerReference w:type="first" r:id="rId16"/>
           <w:pgSz w:w="11906" w:h="16838"/>
           <w:pgMar w:top="1985" w:right="991" w:bottom="1701" w:left="1701" w:header="708" w:footer="708" w:gutter="0"/>
           <w:cols w:space="720"/>
@@ -3923,7 +3970,7 @@
         <w:ind w:leftChars="236" w:left="566" w:firstLineChars="72" w:firstLine="151"/>
         <w:jc w:val="both"/>
         <w:rPr>
-          <w:rFonts w:ascii="ＭＳ ゴシック" w:eastAsia="ＭＳ ゴシック" w:hAnsi="ＭＳ ゴシック" w:hint="eastAsia"/>
+          <w:rFonts w:ascii="ＭＳ ゴシック" w:eastAsia="ＭＳ ゴシック" w:hAnsi="ＭＳ ゴシック"/>
           <w:sz w:val="21"/>
           <w:szCs w:val="21"/>
           <w:lang w:eastAsia="ja-JP"/>
@@ -3998,7 +4045,7 @@
         <w:ind w:leftChars="300" w:left="720"/>
         <w:jc w:val="both"/>
         <w:rPr>
-          <w:rFonts w:ascii="ＭＳ ゴシック" w:eastAsia="ＭＳ ゴシック" w:hAnsi="ＭＳ ゴシック" w:hint="eastAsia"/>
+          <w:rFonts w:ascii="ＭＳ ゴシック" w:eastAsia="ＭＳ ゴシック" w:hAnsi="ＭＳ ゴシック"/>
           <w:sz w:val="21"/>
           <w:szCs w:val="21"/>
           <w:lang w:eastAsia="ja-JP"/>
@@ -4010,7 +4057,7 @@
         <w:widowControl w:val="0"/>
         <w:jc w:val="both"/>
         <w:rPr>
-          <w:rFonts w:ascii="ＭＳ ゴシック" w:eastAsia="ＭＳ ゴシック" w:hAnsi="ＭＳ ゴシック" w:hint="eastAsia"/>
+          <w:rFonts w:ascii="ＭＳ ゴシック" w:eastAsia="ＭＳ ゴシック" w:hAnsi="ＭＳ ゴシック"/>
           <w:b/>
           <w:sz w:val="21"/>
           <w:szCs w:val="21"/>
@@ -4150,7 +4197,7 @@
         <w:ind w:left="210"/>
         <w:jc w:val="both"/>
         <w:rPr>
-          <w:rFonts w:ascii="ＭＳ ゴシック" w:eastAsia="ＭＳ ゴシック" w:hAnsi="ＭＳ ゴシック" w:hint="eastAsia"/>
+          <w:rFonts w:ascii="ＭＳ ゴシック" w:eastAsia="ＭＳ ゴシック" w:hAnsi="ＭＳ ゴシック"/>
           <w:sz w:val="21"/>
           <w:szCs w:val="21"/>
           <w:lang w:eastAsia="ja-JP"/>
@@ -4162,7 +4209,7 @@
         <w:widowControl w:val="0"/>
         <w:jc w:val="both"/>
         <w:rPr>
-          <w:rFonts w:ascii="ＭＳ ゴシック" w:eastAsia="ＭＳ ゴシック" w:hAnsi="ＭＳ ゴシック" w:hint="eastAsia"/>
+          <w:rFonts w:ascii="ＭＳ ゴシック" w:eastAsia="ＭＳ ゴシック" w:hAnsi="ＭＳ ゴシック"/>
           <w:b/>
           <w:sz w:val="21"/>
           <w:szCs w:val="21"/>
@@ -4215,7 +4262,7 @@
         <w:ind w:leftChars="236" w:left="566" w:firstLineChars="72" w:firstLine="151"/>
         <w:jc w:val="both"/>
         <w:rPr>
-          <w:rFonts w:ascii="ＭＳ ゴシック" w:eastAsia="ＭＳ ゴシック" w:hAnsi="ＭＳ ゴシック" w:hint="eastAsia"/>
+          <w:rFonts w:ascii="ＭＳ ゴシック" w:eastAsia="ＭＳ ゴシック" w:hAnsi="ＭＳ ゴシック"/>
           <w:sz w:val="21"/>
           <w:szCs w:val="21"/>
           <w:lang w:eastAsia="ja-JP"/>
@@ -4425,7 +4472,7 @@
         <w:ind w:leftChars="236" w:left="566" w:firstLineChars="72" w:firstLine="151"/>
         <w:jc w:val="both"/>
         <w:rPr>
-          <w:rFonts w:ascii="ＭＳ ゴシック" w:eastAsia="ＭＳ ゴシック" w:hAnsi="ＭＳ ゴシック" w:hint="eastAsia"/>
+          <w:rFonts w:ascii="ＭＳ ゴシック" w:eastAsia="ＭＳ ゴシック" w:hAnsi="ＭＳ ゴシック"/>
           <w:sz w:val="21"/>
           <w:szCs w:val="21"/>
           <w:lang w:eastAsia="ja-JP"/>
@@ -4455,7 +4502,7 @@
       <w:pPr>
         <w:jc w:val="both"/>
         <w:rPr>
-          <w:rFonts w:ascii="ＭＳ ゴシック" w:eastAsia="ＭＳ ゴシック" w:hAnsi="ＭＳ ゴシック" w:hint="eastAsia"/>
+          <w:rFonts w:ascii="ＭＳ ゴシック" w:eastAsia="ＭＳ ゴシック" w:hAnsi="ＭＳ ゴシック"/>
           <w:sz w:val="21"/>
           <w:szCs w:val="21"/>
           <w:lang w:eastAsia="ja-JP"/>
@@ -4467,7 +4514,7 @@
         <w:widowControl w:val="0"/>
         <w:jc w:val="both"/>
         <w:rPr>
-          <w:rFonts w:ascii="ＭＳ ゴシック" w:eastAsia="ＭＳ ゴシック" w:hAnsi="ＭＳ ゴシック" w:hint="eastAsia"/>
+          <w:rFonts w:ascii="ＭＳ ゴシック" w:eastAsia="ＭＳ ゴシック" w:hAnsi="ＭＳ ゴシック"/>
           <w:b/>
           <w:sz w:val="21"/>
           <w:szCs w:val="21"/>
@@ -4493,6 +4540,7 @@
         </w:rPr>
         <w:t xml:space="preserve"> </w:t>
       </w:r>
+      <w:proofErr w:type="spellStart"/>
       <w:r>
         <w:rPr>
           <w:rFonts w:ascii="ＭＳ ゴシック" w:eastAsia="ＭＳ ゴシック" w:hAnsi="ＭＳ ゴシック" w:hint="eastAsia"/>
@@ -4502,6 +4550,7 @@
         </w:rPr>
         <w:t>遵守事項</w:t>
       </w:r>
+      <w:proofErr w:type="spellEnd"/>
       <w:r>
         <w:rPr>
           <w:rFonts w:ascii="ＭＳ ゴシック" w:eastAsia="ＭＳ ゴシック" w:hAnsi="ＭＳ ゴシック" w:hint="eastAsia"/>
@@ -4539,7 +4588,7 @@
         <w:widowControl w:val="0"/>
         <w:jc w:val="both"/>
         <w:rPr>
-          <w:rFonts w:ascii="ＭＳ ゴシック" w:eastAsia="ＭＳ ゴシック" w:hAnsi="ＭＳ ゴシック" w:hint="eastAsia"/>
+          <w:rFonts w:ascii="ＭＳ ゴシック" w:eastAsia="ＭＳ ゴシック" w:hAnsi="ＭＳ ゴシック"/>
           <w:sz w:val="21"/>
           <w:szCs w:val="21"/>
           <w:lang w:eastAsia="ja-JP"/>
@@ -4551,7 +4600,7 @@
         <w:widowControl w:val="0"/>
         <w:jc w:val="both"/>
         <w:rPr>
-          <w:rFonts w:ascii="ＭＳ ゴシック" w:eastAsia="ＭＳ ゴシック" w:hAnsi="ＭＳ ゴシック" w:hint="eastAsia"/>
+          <w:rFonts w:ascii="ＭＳ ゴシック" w:eastAsia="ＭＳ ゴシック" w:hAnsi="ＭＳ ゴシック"/>
           <w:b/>
           <w:sz w:val="21"/>
           <w:szCs w:val="21"/>
@@ -4628,7 +4677,7 @@
         </w:numPr>
         <w:jc w:val="both"/>
         <w:rPr>
-          <w:rFonts w:ascii="ＭＳ ゴシック" w:eastAsia="ＭＳ ゴシック" w:hAnsi="ＭＳ ゴシック" w:hint="eastAsia"/>
+          <w:rFonts w:ascii="ＭＳ ゴシック" w:eastAsia="ＭＳ ゴシック" w:hAnsi="ＭＳ ゴシック"/>
           <w:sz w:val="21"/>
           <w:szCs w:val="21"/>
           <w:lang w:eastAsia="ja-JP"/>
@@ -4779,7 +4828,7 @@
         </w:numPr>
         <w:jc w:val="both"/>
         <w:rPr>
-          <w:rFonts w:ascii="ＭＳ ゴシック" w:eastAsia="ＭＳ ゴシック" w:hAnsi="ＭＳ ゴシック" w:hint="eastAsia"/>
+          <w:rFonts w:ascii="ＭＳ ゴシック" w:eastAsia="ＭＳ ゴシック" w:hAnsi="ＭＳ ゴシック"/>
           <w:sz w:val="21"/>
           <w:szCs w:val="21"/>
           <w:lang w:eastAsia="ja-JP"/>
@@ -4930,7 +4979,7 @@
         </w:numPr>
         <w:jc w:val="both"/>
         <w:rPr>
-          <w:rFonts w:ascii="ＭＳ ゴシック" w:eastAsia="ＭＳ ゴシック" w:hAnsi="ＭＳ ゴシック" w:hint="eastAsia"/>
+          <w:rFonts w:ascii="ＭＳ ゴシック" w:eastAsia="ＭＳ ゴシック" w:hAnsi="ＭＳ ゴシック"/>
           <w:sz w:val="21"/>
           <w:szCs w:val="21"/>
           <w:lang w:eastAsia="ja-JP"/>
@@ -5054,7 +5103,7 @@
         </w:numPr>
         <w:jc w:val="both"/>
         <w:rPr>
-          <w:rFonts w:ascii="ＭＳ ゴシック" w:eastAsia="ＭＳ ゴシック" w:hAnsi="ＭＳ ゴシック" w:hint="eastAsia"/>
+          <w:rFonts w:ascii="ＭＳ ゴシック" w:eastAsia="ＭＳ ゴシック" w:hAnsi="ＭＳ ゴシック"/>
           <w:sz w:val="21"/>
           <w:szCs w:val="21"/>
           <w:lang w:eastAsia="ja-JP"/>
@@ -5115,7 +5164,7 @@
         </w:numPr>
         <w:jc w:val="both"/>
         <w:rPr>
-          <w:rFonts w:ascii="ＭＳ ゴシック" w:eastAsia="ＭＳ ゴシック" w:hAnsi="ＭＳ ゴシック" w:hint="eastAsia"/>
+          <w:rFonts w:ascii="ＭＳ ゴシック" w:eastAsia="ＭＳ ゴシック" w:hAnsi="ＭＳ ゴシック"/>
           <w:sz w:val="21"/>
           <w:szCs w:val="21"/>
           <w:lang w:eastAsia="ja-JP"/>
@@ -5176,7 +5225,7 @@
         </w:numPr>
         <w:jc w:val="both"/>
         <w:rPr>
-          <w:rFonts w:ascii="ＭＳ ゴシック" w:eastAsia="ＭＳ ゴシック" w:hAnsi="ＭＳ ゴシック" w:hint="eastAsia"/>
+          <w:rFonts w:ascii="ＭＳ ゴシック" w:eastAsia="ＭＳ ゴシック" w:hAnsi="ＭＳ ゴシック"/>
           <w:sz w:val="21"/>
           <w:szCs w:val="21"/>
           <w:lang w:eastAsia="ja-JP"/>
@@ -5342,7 +5391,7 @@
         <w:ind w:firstLineChars="200" w:firstLine="420"/>
         <w:jc w:val="both"/>
         <w:rPr>
-          <w:rFonts w:ascii="ＭＳ ゴシック" w:eastAsia="ＭＳ ゴシック" w:hAnsi="ＭＳ ゴシック" w:hint="eastAsia"/>
+          <w:rFonts w:ascii="ＭＳ ゴシック" w:eastAsia="ＭＳ ゴシック" w:hAnsi="ＭＳ ゴシック"/>
           <w:sz w:val="21"/>
           <w:szCs w:val="21"/>
           <w:lang w:eastAsia="ja-JP"/>
@@ -5519,7 +5568,7 @@
         <w:ind w:firstLineChars="200" w:firstLine="420"/>
         <w:jc w:val="center"/>
         <w:rPr>
-          <w:rFonts w:ascii="ＭＳ ゴシック" w:eastAsia="ＭＳ ゴシック" w:hAnsi="ＭＳ ゴシック" w:hint="eastAsia"/>
+          <w:rFonts w:ascii="ＭＳ ゴシック" w:eastAsia="ＭＳ ゴシック" w:hAnsi="ＭＳ ゴシック"/>
           <w:sz w:val="21"/>
           <w:szCs w:val="21"/>
           <w:lang w:eastAsia="ja-JP"/>
@@ -5529,7 +5578,7 @@
     <w:p>
       <w:pPr>
         <w:rPr>
-          <w:rFonts w:ascii="ＭＳ ゴシック" w:eastAsia="ＭＳ ゴシック" w:hAnsi="ＭＳ ゴシック" w:hint="eastAsia"/>
+          <w:rFonts w:ascii="ＭＳ ゴシック" w:eastAsia="ＭＳ ゴシック" w:hAnsi="ＭＳ ゴシック"/>
           <w:sz w:val="21"/>
           <w:szCs w:val="21"/>
           <w:lang w:eastAsia="ja-JP"/>
@@ -5559,7 +5608,7 @@
       <w:pPr>
         <w:jc w:val="right"/>
         <w:rPr>
-          <w:rFonts w:ascii="ＭＳ ゴシック" w:eastAsia="ＭＳ ゴシック" w:hAnsi="ＭＳ ゴシック" w:hint="eastAsia"/>
+          <w:rFonts w:ascii="ＭＳ ゴシック" w:eastAsia="ＭＳ ゴシック" w:hAnsi="ＭＳ ゴシック"/>
           <w:sz w:val="21"/>
           <w:szCs w:val="21"/>
           <w:lang w:eastAsia="ja-JP"/>
@@ -5616,7 +5665,7 @@
         <w:ind w:firstLineChars="200" w:firstLine="420"/>
         <w:jc w:val="center"/>
         <w:rPr>
-          <w:rFonts w:ascii="ＭＳ ゴシック" w:eastAsia="ＭＳ ゴシック" w:hAnsi="ＭＳ ゴシック" w:hint="eastAsia"/>
+          <w:rFonts w:ascii="ＭＳ ゴシック" w:eastAsia="ＭＳ ゴシック" w:hAnsi="ＭＳ ゴシック"/>
           <w:sz w:val="21"/>
           <w:szCs w:val="21"/>
           <w:lang w:eastAsia="ja-JP"/>
@@ -5628,7 +5677,7 @@
         <w:ind w:firstLineChars="200" w:firstLine="420"/>
         <w:jc w:val="center"/>
         <w:rPr>
-          <w:rFonts w:ascii="ＭＳ ゴシック" w:eastAsia="ＭＳ ゴシック" w:hAnsi="ＭＳ ゴシック" w:hint="eastAsia"/>
+          <w:rFonts w:ascii="ＭＳ ゴシック" w:eastAsia="ＭＳ ゴシック" w:hAnsi="ＭＳ ゴシック"/>
           <w:sz w:val="21"/>
           <w:szCs w:val="21"/>
           <w:lang w:eastAsia="ja-JP"/>
@@ -5665,7 +5714,7 @@
     <w:p>
       <w:pPr>
         <w:rPr>
-          <w:rFonts w:ascii="ＭＳ ゴシック" w:eastAsia="ＭＳ ゴシック" w:hAnsi="ＭＳ ゴシック" w:hint="eastAsia"/>
+          <w:rFonts w:ascii="ＭＳ ゴシック" w:eastAsia="ＭＳ ゴシック" w:hAnsi="ＭＳ ゴシック"/>
           <w:sz w:val="21"/>
           <w:szCs w:val="21"/>
           <w:lang w:eastAsia="ja-JP"/>
@@ -5677,7 +5726,7 @@
         <w:ind w:right="1785"/>
         <w:jc w:val="right"/>
         <w:rPr>
-          <w:rFonts w:ascii="ＭＳ ゴシック" w:eastAsia="ＭＳ ゴシック" w:hAnsi="ＭＳ ゴシック" w:hint="eastAsia"/>
+          <w:rFonts w:ascii="ＭＳ ゴシック" w:eastAsia="ＭＳ ゴシック" w:hAnsi="ＭＳ ゴシック"/>
           <w:sz w:val="21"/>
           <w:szCs w:val="21"/>
           <w:lang w:eastAsia="ja-JP"/>
@@ -5697,7 +5746,7 @@
       <w:pPr>
         <w:jc w:val="right"/>
         <w:rPr>
-          <w:rFonts w:ascii="ＭＳ ゴシック" w:eastAsia="ＭＳ ゴシック" w:hAnsi="ＭＳ ゴシック" w:hint="eastAsia"/>
+          <w:rFonts w:ascii="ＭＳ ゴシック" w:eastAsia="ＭＳ ゴシック" w:hAnsi="ＭＳ ゴシック"/>
           <w:sz w:val="21"/>
           <w:szCs w:val="21"/>
           <w:lang w:eastAsia="ja-JP"/>
@@ -5708,7 +5757,7 @@
       <w:pPr>
         <w:jc w:val="right"/>
         <w:rPr>
-          <w:rFonts w:ascii="ＭＳ ゴシック" w:eastAsia="ＭＳ ゴシック" w:hAnsi="ＭＳ ゴシック" w:hint="eastAsia"/>
+          <w:rFonts w:ascii="ＭＳ ゴシック" w:eastAsia="ＭＳ ゴシック" w:hAnsi="ＭＳ ゴシック"/>
           <w:sz w:val="21"/>
           <w:szCs w:val="21"/>
           <w:lang w:eastAsia="ja-JP"/>
@@ -5731,12 +5780,6 @@
       <w:tblGrid>
         <w:gridCol w:w="3369"/>
         <w:gridCol w:w="6043"/>
-        <w:tblGridChange w:id="2">
-          <w:tblGrid>
-            <w:gridCol w:w="3369"/>
-            <w:gridCol w:w="6043"/>
-          </w:tblGrid>
-        </w:tblGridChange>
       </w:tblGrid>
       <w:tr>
         <w:tc>
@@ -5747,12 +5790,65 @@
           <w:p>
             <w:pPr>
               <w:jc w:val="both"/>
+              <w:rPr>
+                <w:rFonts w:ascii="ＭＳ ゴシック" w:eastAsia="ＭＳ ゴシック" w:hAnsi="ＭＳ ゴシック"/>
+                <w:sz w:val="21"/>
+                <w:szCs w:val="21"/>
+                <w:lang w:eastAsia="ja-JP"/>
+              </w:rPr>
+            </w:pPr>
+            <w:r>
               <w:rPr>
                 <w:rFonts w:ascii="ＭＳ ゴシック" w:eastAsia="ＭＳ ゴシック" w:hAnsi="ＭＳ ゴシック" w:hint="eastAsia"/>
                 <w:sz w:val="21"/>
                 <w:szCs w:val="21"/>
                 <w:lang w:eastAsia="ja-JP"/>
               </w:rPr>
+              <w:t>特定細胞加工物名</w:t>
+            </w:r>
+          </w:p>
+        </w:tc>
+        <w:tc>
+          <w:tcPr>
+            <w:tcW w:w="6043" w:type="dxa"/>
+          </w:tcPr>
+          <w:p>
+            <w:pPr>
+              <w:rPr>
+                <w:rFonts w:ascii="ＭＳ ゴシック" w:eastAsia="ＭＳ ゴシック" w:hAnsi="ＭＳ ゴシック"/>
+                <w:sz w:val="21"/>
+                <w:szCs w:val="21"/>
+                <w:lang w:eastAsia="ja-JP"/>
+              </w:rPr>
+            </w:pPr>
+          </w:p>
+          <w:p>
+            <w:pPr>
+              <w:rPr>
+                <w:rFonts w:ascii="ＭＳ ゴシック" w:eastAsia="ＭＳ ゴシック" w:hAnsi="ＭＳ ゴシック"/>
+                <w:sz w:val="21"/>
+                <w:szCs w:val="21"/>
+                <w:lang w:eastAsia="ja-JP"/>
+              </w:rPr>
+            </w:pPr>
+          </w:p>
+        </w:tc>
+      </w:tr>
+      <w:tr>
+        <w:tc>
+          <w:tcPr>
+            <w:tcW w:w="3369" w:type="dxa"/>
+            <w:vAlign w:val="center"/>
+          </w:tcPr>
+          <w:p>
+            <w:pPr>
+              <w:jc w:val="both"/>
+              <w:rPr>
+                <w:rFonts w:ascii="ＭＳ ゴシック" w:eastAsia="ＭＳ ゴシック" w:hAnsi="ＭＳ ゴシック"/>
+                <w:sz w:val="21"/>
+                <w:szCs w:val="21"/>
+                <w:lang w:eastAsia="ja-JP"/>
+              </w:rPr>
             </w:pPr>
             <w:r>
               <w:rPr>
@@ -5761,7 +5857,7 @@
                 <w:szCs w:val="21"/>
                 <w:lang w:eastAsia="ja-JP"/>
               </w:rPr>
-              <w:t>特定細胞加工物名</w:t>
+              <w:t>逸脱の内容</w:t>
             </w:r>
           </w:p>
         </w:tc>
@@ -5771,42 +5867,148 @@
           </w:tcPr>
           <w:p>
             <w:pPr>
+              <w:rPr>
+                <w:rFonts w:ascii="ＭＳ ゴシック" w:eastAsia="ＭＳ ゴシック" w:hAnsi="ＭＳ ゴシック"/>
+                <w:sz w:val="21"/>
+                <w:szCs w:val="21"/>
+                <w:lang w:eastAsia="ja-JP"/>
+              </w:rPr>
+            </w:pPr>
+          </w:p>
+          <w:p>
+            <w:pPr>
+              <w:rPr>
+                <w:rFonts w:ascii="ＭＳ ゴシック" w:eastAsia="ＭＳ ゴシック" w:hAnsi="ＭＳ ゴシック"/>
+                <w:sz w:val="21"/>
+                <w:szCs w:val="21"/>
+                <w:lang w:eastAsia="ja-JP"/>
+              </w:rPr>
+            </w:pPr>
+          </w:p>
+          <w:p>
+            <w:pPr>
+              <w:rPr>
+                <w:rFonts w:ascii="ＭＳ ゴシック" w:eastAsia="ＭＳ ゴシック" w:hAnsi="ＭＳ ゴシック"/>
+                <w:sz w:val="21"/>
+                <w:szCs w:val="21"/>
+                <w:lang w:eastAsia="ja-JP"/>
+              </w:rPr>
+            </w:pPr>
+          </w:p>
+        </w:tc>
+      </w:tr>
+      <w:tr>
+        <w:tc>
+          <w:tcPr>
+            <w:tcW w:w="3369" w:type="dxa"/>
+            <w:vAlign w:val="center"/>
+          </w:tcPr>
+          <w:p>
+            <w:pPr>
+              <w:jc w:val="both"/>
+              <w:rPr>
+                <w:rFonts w:ascii="ＭＳ ゴシック" w:eastAsia="ＭＳ ゴシック" w:hAnsi="ＭＳ ゴシック"/>
+                <w:sz w:val="21"/>
+                <w:szCs w:val="21"/>
+                <w:lang w:eastAsia="ja-JP"/>
+              </w:rPr>
+            </w:pPr>
+            <w:r>
               <w:rPr>
                 <w:rFonts w:ascii="ＭＳ ゴシック" w:eastAsia="ＭＳ ゴシック" w:hAnsi="ＭＳ ゴシック" w:hint="eastAsia"/>
                 <w:sz w:val="21"/>
                 <w:szCs w:val="21"/>
                 <w:lang w:eastAsia="ja-JP"/>
               </w:rPr>
-            </w:pPr>
-          </w:p>
-          <w:p>
-            <w:pPr>
+              <w:t>逸脱した理由</w:t>
+            </w:r>
+          </w:p>
+        </w:tc>
+        <w:tc>
+          <w:tcPr>
+            <w:tcW w:w="6043" w:type="dxa"/>
+          </w:tcPr>
+          <w:p>
+            <w:pPr>
+              <w:rPr>
+                <w:rFonts w:ascii="ＭＳ ゴシック" w:eastAsia="ＭＳ ゴシック" w:hAnsi="ＭＳ ゴシック"/>
+                <w:sz w:val="21"/>
+                <w:szCs w:val="21"/>
+                <w:lang w:eastAsia="ja-JP"/>
+              </w:rPr>
+            </w:pPr>
+          </w:p>
+          <w:p>
+            <w:pPr>
+              <w:rPr>
+                <w:rFonts w:ascii="ＭＳ ゴシック" w:eastAsia="ＭＳ ゴシック" w:hAnsi="ＭＳ ゴシック"/>
+                <w:sz w:val="21"/>
+                <w:szCs w:val="21"/>
+                <w:lang w:eastAsia="ja-JP"/>
+              </w:rPr>
+            </w:pPr>
+          </w:p>
+          <w:p>
+            <w:pPr>
+              <w:rPr>
+                <w:rFonts w:ascii="ＭＳ ゴシック" w:eastAsia="ＭＳ ゴシック" w:hAnsi="ＭＳ ゴシック"/>
+                <w:sz w:val="21"/>
+                <w:szCs w:val="21"/>
+                <w:lang w:eastAsia="ja-JP"/>
+              </w:rPr>
+            </w:pPr>
+          </w:p>
+        </w:tc>
+      </w:tr>
+      <w:tr>
+        <w:tc>
+          <w:tcPr>
+            <w:tcW w:w="3369" w:type="dxa"/>
+            <w:vAlign w:val="center"/>
+          </w:tcPr>
+          <w:p>
+            <w:pPr>
+              <w:jc w:val="both"/>
+              <w:rPr>
+                <w:rFonts w:ascii="ＭＳ ゴシック" w:eastAsia="ＭＳ ゴシック" w:hAnsi="ＭＳ ゴシック"/>
+                <w:sz w:val="21"/>
+                <w:szCs w:val="21"/>
+                <w:lang w:eastAsia="ja-JP"/>
+              </w:rPr>
+            </w:pPr>
+            <w:r>
               <w:rPr>
                 <w:rFonts w:ascii="ＭＳ ゴシック" w:eastAsia="ＭＳ ゴシック" w:hAnsi="ＭＳ ゴシック" w:hint="eastAsia"/>
                 <w:sz w:val="21"/>
                 <w:szCs w:val="21"/>
                 <w:lang w:eastAsia="ja-JP"/>
               </w:rPr>
-            </w:pPr>
-          </w:p>
-        </w:tc>
-      </w:tr>
-      <w:tr>
-        <w:tc>
-          <w:tcPr>
-            <w:tcW w:w="3369" w:type="dxa"/>
-            <w:vAlign w:val="center"/>
-          </w:tcPr>
-          <w:p>
-            <w:pPr>
-              <w:jc w:val="both"/>
+              <w:t>重大な逸脱への該当性</w:t>
+            </w:r>
+          </w:p>
+        </w:tc>
+        <w:tc>
+          <w:tcPr>
+            <w:tcW w:w="6043" w:type="dxa"/>
+          </w:tcPr>
+          <w:p>
+            <w:pPr>
+              <w:rPr>
+                <w:rFonts w:ascii="ＭＳ ゴシック" w:eastAsia="ＭＳ ゴシック" w:hAnsi="ＭＳ ゴシック"/>
+                <w:sz w:val="21"/>
+                <w:szCs w:val="21"/>
+                <w:lang w:eastAsia="ja-JP"/>
+              </w:rPr>
+            </w:pPr>
+            <w:r>
               <w:rPr>
                 <w:rFonts w:ascii="ＭＳ ゴシック" w:eastAsia="ＭＳ ゴシック" w:hAnsi="ＭＳ ゴシック" w:hint="eastAsia"/>
                 <w:sz w:val="21"/>
                 <w:szCs w:val="21"/>
                 <w:lang w:eastAsia="ja-JP"/>
               </w:rPr>
-            </w:pPr>
+              <w:t>□　無</w:t>
+            </w:r>
             <w:r>
               <w:rPr>
                 <w:rFonts w:ascii="ＭＳ ゴシック" w:eastAsia="ＭＳ ゴシック" w:hAnsi="ＭＳ ゴシック" w:hint="eastAsia"/>
@@ -5814,174 +6016,15 @@
                 <w:szCs w:val="21"/>
                 <w:lang w:eastAsia="ja-JP"/>
               </w:rPr>
-              <w:t>逸脱の内容</w:t>
+              <w:t xml:space="preserve">　　　</w:t>
             </w:r>
-          </w:p>
-        </w:tc>
-        <w:tc>
-          <w:tcPr>
-            <w:tcW w:w="6043" w:type="dxa"/>
-          </w:tcPr>
-          <w:p>
-            <w:pPr>
+            <w:r>
               <w:rPr>
                 <w:rFonts w:ascii="ＭＳ ゴシック" w:eastAsia="ＭＳ ゴシック" w:hAnsi="ＭＳ ゴシック" w:hint="eastAsia"/>
                 <w:sz w:val="21"/>
                 <w:szCs w:val="21"/>
                 <w:lang w:eastAsia="ja-JP"/>
               </w:rPr>
-            </w:pPr>
-          </w:p>
-          <w:p>
-            <w:pPr>
-              <w:rPr>
-                <w:rFonts w:ascii="ＭＳ ゴシック" w:eastAsia="ＭＳ ゴシック" w:hAnsi="ＭＳ ゴシック" w:hint="eastAsia"/>
-                <w:sz w:val="21"/>
-                <w:szCs w:val="21"/>
-                <w:lang w:eastAsia="ja-JP"/>
-              </w:rPr>
-            </w:pPr>
-          </w:p>
-          <w:p>
-            <w:pPr>
-              <w:rPr>
-                <w:rFonts w:ascii="ＭＳ ゴシック" w:eastAsia="ＭＳ ゴシック" w:hAnsi="ＭＳ ゴシック" w:hint="eastAsia"/>
-                <w:sz w:val="21"/>
-                <w:szCs w:val="21"/>
-                <w:lang w:eastAsia="ja-JP"/>
-              </w:rPr>
-            </w:pPr>
-          </w:p>
-        </w:tc>
-      </w:tr>
-      <w:tr>
-        <w:tc>
-          <w:tcPr>
-            <w:tcW w:w="3369" w:type="dxa"/>
-            <w:vAlign w:val="center"/>
-          </w:tcPr>
-          <w:p>
-            <w:pPr>
-              <w:jc w:val="both"/>
-              <w:rPr>
-                <w:rFonts w:ascii="ＭＳ ゴシック" w:eastAsia="ＭＳ ゴシック" w:hAnsi="ＭＳ ゴシック" w:hint="eastAsia"/>
-                <w:sz w:val="21"/>
-                <w:szCs w:val="21"/>
-                <w:lang w:eastAsia="ja-JP"/>
-              </w:rPr>
-            </w:pPr>
-            <w:r>
-              <w:rPr>
-                <w:rFonts w:ascii="ＭＳ ゴシック" w:eastAsia="ＭＳ ゴシック" w:hAnsi="ＭＳ ゴシック" w:hint="eastAsia"/>
-                <w:sz w:val="21"/>
-                <w:szCs w:val="21"/>
-                <w:lang w:eastAsia="ja-JP"/>
-              </w:rPr>
-              <w:t>逸脱した理由</w:t>
-            </w:r>
-          </w:p>
-        </w:tc>
-        <w:tc>
-          <w:tcPr>
-            <w:tcW w:w="6043" w:type="dxa"/>
-          </w:tcPr>
-          <w:p>
-            <w:pPr>
-              <w:rPr>
-                <w:rFonts w:ascii="ＭＳ ゴシック" w:eastAsia="ＭＳ ゴシック" w:hAnsi="ＭＳ ゴシック" w:hint="eastAsia"/>
-                <w:sz w:val="21"/>
-                <w:szCs w:val="21"/>
-                <w:lang w:eastAsia="ja-JP"/>
-              </w:rPr>
-            </w:pPr>
-          </w:p>
-          <w:p>
-            <w:pPr>
-              <w:rPr>
-                <w:rFonts w:ascii="ＭＳ ゴシック" w:eastAsia="ＭＳ ゴシック" w:hAnsi="ＭＳ ゴシック" w:hint="eastAsia"/>
-                <w:sz w:val="21"/>
-                <w:szCs w:val="21"/>
-                <w:lang w:eastAsia="ja-JP"/>
-              </w:rPr>
-            </w:pPr>
-          </w:p>
-          <w:p>
-            <w:pPr>
-              <w:rPr>
-                <w:rFonts w:ascii="ＭＳ ゴシック" w:eastAsia="ＭＳ ゴシック" w:hAnsi="ＭＳ ゴシック" w:hint="eastAsia"/>
-                <w:sz w:val="21"/>
-                <w:szCs w:val="21"/>
-                <w:lang w:eastAsia="ja-JP"/>
-              </w:rPr>
-            </w:pPr>
-          </w:p>
-        </w:tc>
-      </w:tr>
-      <w:tr>
-        <w:tc>
-          <w:tcPr>
-            <w:tcW w:w="3369" w:type="dxa"/>
-            <w:vAlign w:val="center"/>
-          </w:tcPr>
-          <w:p>
-            <w:pPr>
-              <w:jc w:val="both"/>
-              <w:rPr>
-                <w:rFonts w:ascii="ＭＳ ゴシック" w:eastAsia="ＭＳ ゴシック" w:hAnsi="ＭＳ ゴシック" w:hint="eastAsia"/>
-                <w:sz w:val="21"/>
-                <w:szCs w:val="21"/>
-                <w:lang w:eastAsia="ja-JP"/>
-              </w:rPr>
-            </w:pPr>
-            <w:r>
-              <w:rPr>
-                <w:rFonts w:ascii="ＭＳ ゴシック" w:eastAsia="ＭＳ ゴシック" w:hAnsi="ＭＳ ゴシック" w:hint="eastAsia"/>
-                <w:sz w:val="21"/>
-                <w:szCs w:val="21"/>
-                <w:lang w:eastAsia="ja-JP"/>
-              </w:rPr>
-              <w:t>重大な逸脱への該当性</w:t>
-            </w:r>
-          </w:p>
-        </w:tc>
-        <w:tc>
-          <w:tcPr>
-            <w:tcW w:w="6043" w:type="dxa"/>
-          </w:tcPr>
-          <w:p>
-            <w:pPr>
-              <w:rPr>
-                <w:rFonts w:ascii="ＭＳ ゴシック" w:eastAsia="ＭＳ ゴシック" w:hAnsi="ＭＳ ゴシック" w:hint="eastAsia"/>
-                <w:sz w:val="21"/>
-                <w:szCs w:val="21"/>
-                <w:lang w:eastAsia="ja-JP"/>
-              </w:rPr>
-            </w:pPr>
-            <w:r>
-              <w:rPr>
-                <w:rFonts w:ascii="ＭＳ ゴシック" w:eastAsia="ＭＳ ゴシック" w:hAnsi="ＭＳ ゴシック" w:hint="eastAsia"/>
-                <w:sz w:val="21"/>
-                <w:szCs w:val="21"/>
-                <w:lang w:eastAsia="ja-JP"/>
-              </w:rPr>
-              <w:t>□　無</w:t>
-            </w:r>
-            <w:r>
-              <w:rPr>
-                <w:rFonts w:ascii="ＭＳ ゴシック" w:eastAsia="ＭＳ ゴシック" w:hAnsi="ＭＳ ゴシック" w:hint="eastAsia"/>
-                <w:sz w:val="21"/>
-                <w:szCs w:val="21"/>
-                <w:lang w:eastAsia="ja-JP"/>
-              </w:rPr>
-              <w:t xml:space="preserve">　　　</w:t>
-            </w:r>
-            <w:r>
-              <w:rPr>
-                <w:rFonts w:ascii="ＭＳ ゴシック" w:eastAsia="ＭＳ ゴシック" w:hAnsi="ＭＳ ゴシック" w:hint="eastAsia"/>
-                <w:sz w:val="21"/>
-                <w:szCs w:val="21"/>
-                <w:lang w:eastAsia="ja-JP"/>
-              </w:rPr>
               <w:t>□　有</w:t>
             </w:r>
           </w:p>
@@ -5991,7 +6034,7 @@
     <w:p>
       <w:pPr>
         <w:rPr>
-          <w:rFonts w:ascii="ＭＳ ゴシック" w:eastAsia="ＭＳ ゴシック" w:hAnsi="ＭＳ ゴシック" w:hint="eastAsia"/>
+          <w:rFonts w:ascii="ＭＳ ゴシック" w:eastAsia="ＭＳ ゴシック" w:hAnsi="ＭＳ ゴシック"/>
           <w:lang w:eastAsia="ja-JP"/>
         </w:rPr>
       </w:pPr>
@@ -5999,7 +6042,7 @@
     <w:p>
       <w:pPr>
         <w:rPr>
-          <w:rFonts w:ascii="ＭＳ ゴシック" w:eastAsia="ＭＳ ゴシック" w:hAnsi="ＭＳ ゴシック" w:hint="eastAsia"/>
+          <w:rFonts w:ascii="ＭＳ ゴシック" w:eastAsia="ＭＳ ゴシック" w:hAnsi="ＭＳ ゴシック"/>
           <w:sz w:val="21"/>
           <w:u w:val="single"/>
           <w:lang w:eastAsia="zh-TW"/>
@@ -6082,7 +6125,7 @@
       <w:pPr>
         <w:ind w:firstLineChars="300" w:firstLine="630"/>
         <w:rPr>
-          <w:rFonts w:ascii="ＭＳ ゴシック" w:eastAsia="ＭＳ ゴシック" w:hAnsi="ＭＳ ゴシック" w:hint="eastAsia"/>
+          <w:rFonts w:ascii="ＭＳ ゴシック" w:eastAsia="ＭＳ ゴシック" w:hAnsi="ＭＳ ゴシック"/>
           <w:sz w:val="21"/>
           <w:u w:val="single"/>
           <w:lang w:eastAsia="ja-JP"/>
@@ -6101,7 +6144,7 @@
     <w:p>
       <w:pPr>
         <w:rPr>
-          <w:rFonts w:ascii="ＭＳ ゴシック" w:eastAsia="ＭＳ ゴシック" w:hAnsi="ＭＳ ゴシック" w:hint="eastAsia"/>
+          <w:rFonts w:ascii="ＭＳ ゴシック" w:eastAsia="ＭＳ ゴシック" w:hAnsi="ＭＳ ゴシック"/>
           <w:lang w:eastAsia="ja-JP"/>
         </w:rPr>
       </w:pPr>
@@ -6109,7 +6152,7 @@
     <w:p>
       <w:pPr>
         <w:rPr>
-          <w:rFonts w:ascii="ＭＳ ゴシック" w:eastAsia="ＭＳ ゴシック" w:hAnsi="ＭＳ ゴシック" w:hint="eastAsia"/>
+          <w:rFonts w:ascii="ＭＳ ゴシック" w:eastAsia="ＭＳ ゴシック" w:hAnsi="ＭＳ ゴシック"/>
           <w:sz w:val="21"/>
           <w:lang w:eastAsia="ja-JP"/>
         </w:rPr>
@@ -6153,11 +6196,35 @@
             <w:pPr>
               <w:jc w:val="both"/>
               <w:rPr>
+                <w:rFonts w:ascii="ＭＳ ゴシック" w:eastAsia="ＭＳ ゴシック" w:hAnsi="ＭＳ ゴシック"/>
+                <w:sz w:val="21"/>
+                <w:szCs w:val="21"/>
+                <w:lang w:eastAsia="ja-JP"/>
+              </w:rPr>
+            </w:pPr>
+            <w:r>
+              <w:rPr>
                 <w:rFonts w:ascii="ＭＳ ゴシック" w:eastAsia="ＭＳ ゴシック" w:hAnsi="ＭＳ ゴシック" w:hint="eastAsia"/>
                 <w:sz w:val="21"/>
                 <w:szCs w:val="21"/>
                 <w:lang w:eastAsia="ja-JP"/>
               </w:rPr>
+              <w:t>特定細胞加工物の品質への影響</w:t>
+            </w:r>
+          </w:p>
+        </w:tc>
+        <w:tc>
+          <w:tcPr>
+            <w:tcW w:w="6043" w:type="dxa"/>
+          </w:tcPr>
+          <w:p>
+            <w:pPr>
+              <w:rPr>
+                <w:rFonts w:ascii="ＭＳ ゴシック" w:eastAsia="ＭＳ ゴシック" w:hAnsi="ＭＳ ゴシック"/>
+                <w:sz w:val="21"/>
+                <w:szCs w:val="21"/>
+                <w:lang w:eastAsia="ja-JP"/>
+              </w:rPr>
             </w:pPr>
             <w:r>
               <w:rPr>
@@ -6166,56 +6233,32 @@
                 <w:szCs w:val="21"/>
                 <w:lang w:eastAsia="ja-JP"/>
               </w:rPr>
-              <w:t>特定細胞加工物の品質への影響</w:t>
+              <w:t>□　無</w:t>
             </w:r>
           </w:p>
-        </w:tc>
-        <w:tc>
-          <w:tcPr>
-            <w:tcW w:w="6043" w:type="dxa"/>
-          </w:tcPr>
-          <w:p>
-            <w:pPr>
+          <w:p>
+            <w:pPr>
+              <w:rPr>
+                <w:rFonts w:ascii="ＭＳ ゴシック" w:eastAsia="ＭＳ ゴシック" w:hAnsi="ＭＳ ゴシック"/>
+                <w:sz w:val="21"/>
+                <w:szCs w:val="21"/>
+                <w:lang w:eastAsia="ja-JP"/>
+              </w:rPr>
+            </w:pPr>
+            <w:r>
               <w:rPr>
                 <w:rFonts w:ascii="ＭＳ ゴシック" w:eastAsia="ＭＳ ゴシック" w:hAnsi="ＭＳ ゴシック" w:hint="eastAsia"/>
                 <w:sz w:val="21"/>
                 <w:szCs w:val="21"/>
                 <w:lang w:eastAsia="ja-JP"/>
               </w:rPr>
-            </w:pPr>
-            <w:r>
-              <w:rPr>
-                <w:rFonts w:ascii="ＭＳ ゴシック" w:eastAsia="ＭＳ ゴシック" w:hAnsi="ＭＳ ゴシック" w:hint="eastAsia"/>
-                <w:sz w:val="21"/>
-                <w:szCs w:val="21"/>
-                <w:lang w:eastAsia="ja-JP"/>
-              </w:rPr>
-              <w:t>□　無</w:t>
-            </w:r>
-          </w:p>
-          <w:p>
-            <w:pPr>
-              <w:rPr>
-                <w:rFonts w:ascii="ＭＳ ゴシック" w:eastAsia="ＭＳ ゴシック" w:hAnsi="ＭＳ ゴシック" w:hint="eastAsia"/>
-                <w:sz w:val="21"/>
-                <w:szCs w:val="21"/>
-                <w:lang w:eastAsia="ja-JP"/>
-              </w:rPr>
-            </w:pPr>
-            <w:r>
-              <w:rPr>
-                <w:rFonts w:ascii="ＭＳ ゴシック" w:eastAsia="ＭＳ ゴシック" w:hAnsi="ＭＳ ゴシック" w:hint="eastAsia"/>
-                <w:sz w:val="21"/>
-                <w:szCs w:val="21"/>
-                <w:lang w:eastAsia="ja-JP"/>
-              </w:rPr>
               <w:t>□　有</w:t>
             </w:r>
           </w:p>
           <w:p>
             <w:pPr>
               <w:rPr>
-                <w:rFonts w:ascii="ＭＳ ゴシック" w:eastAsia="ＭＳ ゴシック" w:hAnsi="ＭＳ ゴシック" w:hint="eastAsia"/>
+                <w:rFonts w:ascii="ＭＳ ゴシック" w:eastAsia="ＭＳ ゴシック" w:hAnsi="ＭＳ ゴシック"/>
                 <w:sz w:val="21"/>
                 <w:szCs w:val="21"/>
                 <w:lang w:eastAsia="ja-JP"/>
@@ -6339,11 +6382,39 @@
             <w:pPr>
               <w:ind w:firstLineChars="50" w:firstLine="105"/>
               <w:rPr>
+                <w:rFonts w:ascii="ＭＳ ゴシック" w:eastAsia="ＭＳ ゴシック" w:hAnsi="ＭＳ ゴシック"/>
+                <w:sz w:val="21"/>
+                <w:szCs w:val="21"/>
+                <w:lang w:eastAsia="ja-JP"/>
+              </w:rPr>
+            </w:pPr>
+            <w:r>
+              <w:rPr>
                 <w:rFonts w:ascii="ＭＳ ゴシック" w:eastAsia="ＭＳ ゴシック" w:hAnsi="ＭＳ ゴシック" w:hint="eastAsia"/>
                 <w:sz w:val="21"/>
                 <w:szCs w:val="21"/>
                 <w:lang w:eastAsia="ja-JP"/>
               </w:rPr>
+              <w:t>(詳細)</w:t>
+            </w:r>
+          </w:p>
+        </w:tc>
+      </w:tr>
+      <w:tr>
+        <w:tc>
+          <w:tcPr>
+            <w:tcW w:w="3369" w:type="dxa"/>
+            <w:vAlign w:val="center"/>
+          </w:tcPr>
+          <w:p>
+            <w:pPr>
+              <w:jc w:val="both"/>
+              <w:rPr>
+                <w:rFonts w:ascii="ＭＳ ゴシック" w:eastAsia="ＭＳ ゴシック" w:hAnsi="ＭＳ ゴシック"/>
+                <w:sz w:val="21"/>
+                <w:szCs w:val="21"/>
+                <w:lang w:eastAsia="ja-JP"/>
+              </w:rPr>
             </w:pPr>
             <w:r>
               <w:rPr>
@@ -6352,27 +6423,17 @@
                 <w:szCs w:val="21"/>
                 <w:lang w:eastAsia="ja-JP"/>
               </w:rPr>
-              <w:t>(詳細)</w:t>
+              <w:t>所要の</w:t>
             </w:r>
-          </w:p>
-        </w:tc>
-      </w:tr>
-      <w:tr>
-        <w:tc>
-          <w:tcPr>
-            <w:tcW w:w="3369" w:type="dxa"/>
-            <w:vAlign w:val="center"/>
-          </w:tcPr>
-          <w:p>
-            <w:pPr>
-              <w:jc w:val="both"/>
+            <w:r>
               <w:rPr>
                 <w:rFonts w:ascii="ＭＳ ゴシック" w:eastAsia="ＭＳ ゴシック" w:hAnsi="ＭＳ ゴシック" w:hint="eastAsia"/>
                 <w:sz w:val="21"/>
                 <w:szCs w:val="21"/>
                 <w:lang w:eastAsia="ja-JP"/>
               </w:rPr>
-            </w:pPr>
+              <w:t>措置</w:t>
+            </w:r>
             <w:r>
               <w:rPr>
                 <w:rFonts w:ascii="ＭＳ ゴシック" w:eastAsia="ＭＳ ゴシック" w:hAnsi="ＭＳ ゴシック" w:hint="eastAsia"/>
@@ -6380,36 +6441,38 @@
                 <w:szCs w:val="21"/>
                 <w:lang w:eastAsia="ja-JP"/>
               </w:rPr>
-              <w:t>所要の</w:t>
+              <w:t>と結果</w:t>
             </w:r>
-            <w:r>
-              <w:rPr>
-                <w:rFonts w:ascii="ＭＳ ゴシック" w:eastAsia="ＭＳ ゴシック" w:hAnsi="ＭＳ ゴシック" w:hint="eastAsia"/>
+          </w:p>
+        </w:tc>
+        <w:tc>
+          <w:tcPr>
+            <w:tcW w:w="6043" w:type="dxa"/>
+          </w:tcPr>
+          <w:p>
+            <w:pPr>
+              <w:rPr>
+                <w:rFonts w:ascii="ＭＳ ゴシック" w:eastAsia="ＭＳ ゴシック" w:hAnsi="ＭＳ ゴシック"/>
                 <w:sz w:val="21"/>
                 <w:szCs w:val="21"/>
                 <w:lang w:eastAsia="ja-JP"/>
               </w:rPr>
-              <w:t>措置</w:t>
-            </w:r>
-            <w:r>
-              <w:rPr>
-                <w:rFonts w:ascii="ＭＳ ゴシック" w:eastAsia="ＭＳ ゴシック" w:hAnsi="ＭＳ ゴシック" w:hint="eastAsia"/>
+            </w:pPr>
+          </w:p>
+          <w:p>
+            <w:pPr>
+              <w:rPr>
+                <w:rFonts w:ascii="ＭＳ ゴシック" w:eastAsia="ＭＳ ゴシック" w:hAnsi="ＭＳ ゴシック"/>
                 <w:sz w:val="21"/>
                 <w:szCs w:val="21"/>
                 <w:lang w:eastAsia="ja-JP"/>
               </w:rPr>
-              <w:t>と結果</w:t>
-            </w:r>
-          </w:p>
-        </w:tc>
-        <w:tc>
-          <w:tcPr>
-            <w:tcW w:w="6043" w:type="dxa"/>
-          </w:tcPr>
-          <w:p>
-            <w:pPr>
-              <w:rPr>
-                <w:rFonts w:ascii="ＭＳ ゴシック" w:eastAsia="ＭＳ ゴシック" w:hAnsi="ＭＳ ゴシック" w:hint="eastAsia"/>
+            </w:pPr>
+          </w:p>
+          <w:p>
+            <w:pPr>
+              <w:rPr>
+                <w:rFonts w:ascii="ＭＳ ゴシック" w:eastAsia="ＭＳ ゴシック" w:hAnsi="ＭＳ ゴシック"/>
                 <w:sz w:val="21"/>
                 <w:szCs w:val="21"/>
                 <w:lang w:eastAsia="ja-JP"/>
@@ -6419,7 +6482,7 @@
           <w:p>
             <w:pPr>
               <w:rPr>
-                <w:rFonts w:ascii="ＭＳ ゴシック" w:eastAsia="ＭＳ ゴシック" w:hAnsi="ＭＳ ゴシック" w:hint="eastAsia"/>
+                <w:rFonts w:ascii="ＭＳ ゴシック" w:eastAsia="ＭＳ ゴシック" w:hAnsi="ＭＳ ゴシック"/>
                 <w:sz w:val="21"/>
                 <w:szCs w:val="21"/>
                 <w:lang w:eastAsia="ja-JP"/>
@@ -6429,7 +6492,7 @@
           <w:p>
             <w:pPr>
               <w:rPr>
-                <w:rFonts w:ascii="ＭＳ ゴシック" w:eastAsia="ＭＳ ゴシック" w:hAnsi="ＭＳ ゴシック" w:hint="eastAsia"/>
+                <w:rFonts w:ascii="ＭＳ ゴシック" w:eastAsia="ＭＳ ゴシック" w:hAnsi="ＭＳ ゴシック"/>
                 <w:sz w:val="21"/>
                 <w:szCs w:val="21"/>
                 <w:lang w:eastAsia="ja-JP"/>
@@ -6439,7 +6502,7 @@
           <w:p>
             <w:pPr>
               <w:rPr>
-                <w:rFonts w:ascii="ＭＳ ゴシック" w:eastAsia="ＭＳ ゴシック" w:hAnsi="ＭＳ ゴシック" w:hint="eastAsia"/>
+                <w:rFonts w:ascii="ＭＳ ゴシック" w:eastAsia="ＭＳ ゴシック" w:hAnsi="ＭＳ ゴシック"/>
                 <w:sz w:val="21"/>
                 <w:szCs w:val="21"/>
                 <w:lang w:eastAsia="ja-JP"/>
@@ -6449,7 +6512,7 @@
           <w:p>
             <w:pPr>
               <w:rPr>
-                <w:rFonts w:ascii="ＭＳ ゴシック" w:eastAsia="ＭＳ ゴシック" w:hAnsi="ＭＳ ゴシック" w:hint="eastAsia"/>
+                <w:rFonts w:ascii="ＭＳ ゴシック" w:eastAsia="ＭＳ ゴシック" w:hAnsi="ＭＳ ゴシック"/>
                 <w:sz w:val="21"/>
                 <w:szCs w:val="21"/>
                 <w:lang w:eastAsia="ja-JP"/>
@@ -6459,7 +6522,7 @@
           <w:p>
             <w:pPr>
               <w:rPr>
-                <w:rFonts w:ascii="ＭＳ ゴシック" w:eastAsia="ＭＳ ゴシック" w:hAnsi="ＭＳ ゴシック" w:hint="eastAsia"/>
+                <w:rFonts w:ascii="ＭＳ ゴシック" w:eastAsia="ＭＳ ゴシック" w:hAnsi="ＭＳ ゴシック"/>
                 <w:sz w:val="21"/>
                 <w:szCs w:val="21"/>
                 <w:lang w:eastAsia="ja-JP"/>
@@ -6469,7 +6532,7 @@
           <w:p>
             <w:pPr>
               <w:rPr>
-                <w:rFonts w:ascii="ＭＳ ゴシック" w:eastAsia="ＭＳ ゴシック" w:hAnsi="ＭＳ ゴシック" w:hint="eastAsia"/>
+                <w:rFonts w:ascii="ＭＳ ゴシック" w:eastAsia="ＭＳ ゴシック" w:hAnsi="ＭＳ ゴシック"/>
                 <w:sz w:val="21"/>
                 <w:szCs w:val="21"/>
                 <w:lang w:eastAsia="ja-JP"/>
@@ -6479,7 +6542,7 @@
           <w:p>
             <w:pPr>
               <w:rPr>
-                <w:rFonts w:ascii="ＭＳ ゴシック" w:eastAsia="ＭＳ ゴシック" w:hAnsi="ＭＳ ゴシック" w:hint="eastAsia"/>
+                <w:rFonts w:ascii="ＭＳ ゴシック" w:eastAsia="ＭＳ ゴシック" w:hAnsi="ＭＳ ゴシック"/>
                 <w:sz w:val="21"/>
                 <w:szCs w:val="21"/>
                 <w:lang w:eastAsia="ja-JP"/>
@@ -6489,7 +6552,7 @@
           <w:p>
             <w:pPr>
               <w:rPr>
-                <w:rFonts w:ascii="ＭＳ ゴシック" w:eastAsia="ＭＳ ゴシック" w:hAnsi="ＭＳ ゴシック" w:hint="eastAsia"/>
+                <w:rFonts w:ascii="ＭＳ ゴシック" w:eastAsia="ＭＳ ゴシック" w:hAnsi="ＭＳ ゴシック"/>
                 <w:sz w:val="21"/>
                 <w:szCs w:val="21"/>
                 <w:lang w:eastAsia="ja-JP"/>
@@ -6499,27 +6562,7 @@
           <w:p>
             <w:pPr>
               <w:rPr>
-                <w:rFonts w:ascii="ＭＳ ゴシック" w:eastAsia="ＭＳ ゴシック" w:hAnsi="ＭＳ ゴシック" w:hint="eastAsia"/>
-                <w:sz w:val="21"/>
-                <w:szCs w:val="21"/>
-                <w:lang w:eastAsia="ja-JP"/>
-              </w:rPr>
-            </w:pPr>
-          </w:p>
-          <w:p>
-            <w:pPr>
-              <w:rPr>
-                <w:rFonts w:ascii="ＭＳ ゴシック" w:eastAsia="ＭＳ ゴシック" w:hAnsi="ＭＳ ゴシック" w:hint="eastAsia"/>
-                <w:sz w:val="21"/>
-                <w:szCs w:val="21"/>
-                <w:lang w:eastAsia="ja-JP"/>
-              </w:rPr>
-            </w:pPr>
-          </w:p>
-          <w:p>
-            <w:pPr>
-              <w:rPr>
-                <w:rFonts w:ascii="ＭＳ ゴシック" w:eastAsia="ＭＳ ゴシック" w:hAnsi="ＭＳ ゴシック" w:hint="eastAsia"/>
+                <w:rFonts w:ascii="ＭＳ ゴシック" w:eastAsia="ＭＳ ゴシック" w:hAnsi="ＭＳ ゴシック"/>
                 <w:sz w:val="21"/>
                 <w:szCs w:val="21"/>
                 <w:lang w:eastAsia="ja-JP"/>
@@ -6532,7 +6575,7 @@
     <w:p>
       <w:pPr>
         <w:rPr>
-          <w:rFonts w:ascii="ＭＳ ゴシック" w:eastAsia="ＭＳ ゴシック" w:hAnsi="ＭＳ ゴシック" w:hint="eastAsia"/>
+          <w:rFonts w:ascii="ＭＳ ゴシック" w:eastAsia="ＭＳ ゴシック" w:hAnsi="ＭＳ ゴシック"/>
           <w:lang w:eastAsia="ja-JP"/>
         </w:rPr>
       </w:pPr>
@@ -6540,7 +6583,7 @@
     <w:p>
       <w:pPr>
         <w:rPr>
-          <w:rFonts w:ascii="ＭＳ ゴシック" w:eastAsia="ＭＳ ゴシック" w:hAnsi="ＭＳ ゴシック" w:hint="eastAsia"/>
+          <w:rFonts w:ascii="ＭＳ ゴシック" w:eastAsia="ＭＳ ゴシック" w:hAnsi="ＭＳ ゴシック"/>
           <w:sz w:val="21"/>
           <w:u w:val="single"/>
           <w:lang w:eastAsia="zh-TW"/>
@@ -6596,7 +6639,7 @@
       <w:pPr>
         <w:ind w:firstLineChars="300" w:firstLine="630"/>
         <w:rPr>
-          <w:rFonts w:ascii="ＭＳ ゴシック" w:eastAsia="ＭＳ ゴシック" w:hAnsi="ＭＳ ゴシック" w:hint="eastAsia"/>
+          <w:rFonts w:ascii="ＭＳ ゴシック" w:eastAsia="ＭＳ ゴシック" w:hAnsi="ＭＳ ゴシック"/>
           <w:sz w:val="21"/>
           <w:szCs w:val="21"/>
           <w:lang w:eastAsia="zh-TW"/>
@@ -6631,8 +6674,8 @@
       </w:r>
     </w:p>
     <w:sectPr>
-      <w:headerReference w:type="default" r:id="rId14"/>
-      <w:footerReference w:type="default" r:id="rId15"/>
+      <w:headerReference w:type="default" r:id="rId17"/>
+      <w:footerReference w:type="default" r:id="rId18"/>
       <w:pgSz w:w="11906" w:h="16838"/>
       <w:pgMar w:top="1985" w:right="991" w:bottom="1701" w:left="1701" w:header="708" w:footer="708" w:gutter="0"/>
       <w:pgNumType w:start="3"/>
@@ -6669,7 +6712,6 @@
       <w:pStyle w:val="a8"/>
       <w:jc w:val="center"/>
       <w:rPr>
-        <w:rFonts w:hint="eastAsia"/>
         <w:lang w:eastAsia="ja-JP"/>
       </w:rPr>
     </w:pPr>
@@ -6685,6 +6727,12 @@
 </file>
 
 <file path=word/footer2.xml><?xml version="1.0" encoding="utf-8"?>
+<w:ftr xmlns:wpc="http://schemas.microsoft.com/office/word/2010/wordprocessingCanvas" xmlns:mc="http://schemas.openxmlformats.org/markup-compatibility/2006" xmlns:o="urn:schemas-microsoft-com:office:office" xmlns:r="http://schemas.openxmlformats.org/officeDocument/2006/relationships" xmlns:m="http://schemas.openxmlformats.org/officeDocument/2006/math" xmlns:v="urn:schemas-microsoft-com:vml" xmlns:wp14="http://schemas.microsoft.com/office/word/2010/wordprocessingDrawing" xmlns:wp="http://schemas.openxmlformats.org/drawingml/2006/wordprocessingDrawing" xmlns:w10="urn:schemas-microsoft-com:office:word" xmlns:w="http://schemas.openxmlformats.org/wordprocessingml/2006/main" xmlns:w14="http://schemas.microsoft.com/office/word/2010/wordml" xmlns:wpg="http://schemas.microsoft.com/office/word/2010/wordprocessingGroup" xmlns:wpi="http://schemas.microsoft.com/office/word/2010/wordprocessingInk" xmlns:wne="http://schemas.microsoft.com/office/word/2006/wordml" xmlns:wps="http://schemas.microsoft.com/office/word/2010/wordprocessingShape" mc:Ignorable="w14 wp14">
+  <w:p/>
+</w:ftr>
+</file>
+
+<file path=word/footer3.xml><?xml version="1.0" encoding="utf-8"?>
 <w:ftr xmlns:wpc="http://schemas.microsoft.com/office/word/2010/wordprocessingCanvas" xmlns:mc="http://schemas.openxmlformats.org/markup-compatibility/2006" xmlns:o="urn:schemas-microsoft-com:office:office" xmlns:r="http://schemas.openxmlformats.org/officeDocument/2006/relationships" xmlns:m="http://schemas.openxmlformats.org/officeDocument/2006/math" xmlns:v="urn:schemas-microsoft-com:vml" xmlns:wp14="http://schemas.microsoft.com/office/word/2010/wordprocessingDrawing" xmlns:wp="http://schemas.openxmlformats.org/drawingml/2006/wordprocessingDrawing" xmlns:w10="urn:schemas-microsoft-com:office:word" xmlns:w="http://schemas.openxmlformats.org/wordprocessingml/2006/main" xmlns:w14="http://schemas.microsoft.com/office/word/2010/wordml" xmlns:wpg="http://schemas.microsoft.com/office/word/2010/wordprocessingGroup" xmlns:wpi="http://schemas.microsoft.com/office/word/2010/wordprocessingInk" xmlns:wne="http://schemas.microsoft.com/office/word/2006/wordml" xmlns:wps="http://schemas.microsoft.com/office/word/2010/wordprocessingShape" mc:Ignorable="w14 wp14">
   <w:p>
     <w:pPr>
@@ -6774,16 +6822,6 @@
 </w:ftr>
 </file>
 
-<file path=word/footer3.xml><?xml version="1.0" encoding="utf-8"?>
-<w:ftr xmlns:m="http://schemas.openxmlformats.org/officeDocument/2006/math" xmlns:mc="http://schemas.openxmlformats.org/markup-compatibility/2006" xmlns:mo="http://schemas.microsoft.com/office/mac/office/2008/main" xmlns:mv="urn:schemas-microsoft-com:mac:vml" xmlns:o="urn:schemas-microsoft-com:office:office" xmlns:r="http://schemas.openxmlformats.org/officeDocument/2006/relationships" xmlns:v="urn:schemas-microsoft-com:vml" xmlns:w10="urn:schemas-microsoft-com:office:word" xmlns:w14="http://schemas.microsoft.com/office/word/2010/wordml" xmlns:w="http://schemas.openxmlformats.org/wordprocessingml/2006/main" xmlns:wne="http://schemas.microsoft.com/office/word/2006/wordml" xmlns:wp14="http://schemas.microsoft.com/office/word/2010/wordprocessingDrawing" xmlns:wp="http://schemas.openxmlformats.org/drawingml/2006/wordprocessingDrawing" xmlns:wpc="http://schemas.microsoft.com/office/word/2010/wordprocessingCanvas" xmlns:wpg="http://schemas.microsoft.com/office/word/2010/wordprocessingGroup" xmlns:wpi="http://schemas.microsoft.com/office/word/2010/wordprocessingInk" xmlns:wps="http://schemas.microsoft.com/office/word/2010/wordprocessingShape" mc:Ignorable="w14 wp14">
-  <w:p>
-    <w:pPr>
-      <w:pStyle w:val="Footer"/>
-    </w:pPr>
-  </w:p>
-</w:ftr>
-</file>
-
 <file path=word/footnotes.xml><?xml version="1.0" encoding="utf-8"?>
 <w:footnotes xmlns:wpc="http://schemas.microsoft.com/office/word/2010/wordprocessingCanvas" xmlns:mc="http://schemas.openxmlformats.org/markup-compatibility/2006" xmlns:o="urn:schemas-microsoft-com:office:office" xmlns:r="http://schemas.openxmlformats.org/officeDocument/2006/relationships" xmlns:m="http://schemas.openxmlformats.org/officeDocument/2006/math" xmlns:v="urn:schemas-microsoft-com:vml" xmlns:wp14="http://schemas.microsoft.com/office/word/2010/wordprocessingDrawing" xmlns:wp="http://schemas.openxmlformats.org/drawingml/2006/wordprocessingDrawing" xmlns:w10="urn:schemas-microsoft-com:office:word" xmlns:w="http://schemas.openxmlformats.org/wordprocessingml/2006/main" xmlns:w14="http://schemas.microsoft.com/office/word/2010/wordml" xmlns:wpg="http://schemas.microsoft.com/office/word/2010/wordprocessingGroup" xmlns:wpi="http://schemas.microsoft.com/office/word/2010/wordprocessingInk" xmlns:wne="http://schemas.microsoft.com/office/word/2006/wordml" xmlns:wps="http://schemas.microsoft.com/office/word/2010/wordprocessingShape" mc:Ignorable="w14 wp14">
   <w:footnote w:type="separator" w:id="-1">
@@ -6804,6 +6842,18 @@
 </file>
 
 <file path=word/header1.xml><?xml version="1.0" encoding="utf-8"?>
+<w:hdr xmlns:wpc="http://schemas.microsoft.com/office/word/2010/wordprocessingCanvas" xmlns:mc="http://schemas.openxmlformats.org/markup-compatibility/2006" xmlns:o="urn:schemas-microsoft-com:office:office" xmlns:r="http://schemas.openxmlformats.org/officeDocument/2006/relationships" xmlns:m="http://schemas.openxmlformats.org/officeDocument/2006/math" xmlns:v="urn:schemas-microsoft-com:vml" xmlns:wp14="http://schemas.microsoft.com/office/word/2010/wordprocessingDrawing" xmlns:wp="http://schemas.openxmlformats.org/drawingml/2006/wordprocessingDrawing" xmlns:w10="urn:schemas-microsoft-com:office:word" xmlns:w="http://schemas.openxmlformats.org/wordprocessingml/2006/main" xmlns:w14="http://schemas.microsoft.com/office/word/2010/wordml" xmlns:wpg="http://schemas.microsoft.com/office/word/2010/wordprocessingGroup" xmlns:wpi="http://schemas.microsoft.com/office/word/2010/wordprocessingInk" xmlns:wne="http://schemas.microsoft.com/office/word/2006/wordml" xmlns:wps="http://schemas.microsoft.com/office/word/2010/wordprocessingShape" mc:Ignorable="w14 wp14">
+  <w:p/>
+</w:hdr>
+</file>
+
+<file path=word/header2.xml><?xml version="1.0" encoding="utf-8"?>
+<w:hdr xmlns:wpc="http://schemas.microsoft.com/office/word/2010/wordprocessingCanvas" xmlns:mc="http://schemas.openxmlformats.org/markup-compatibility/2006" xmlns:o="urn:schemas-microsoft-com:office:office" xmlns:r="http://schemas.openxmlformats.org/officeDocument/2006/relationships" xmlns:m="http://schemas.openxmlformats.org/officeDocument/2006/math" xmlns:v="urn:schemas-microsoft-com:vml" xmlns:wp14="http://schemas.microsoft.com/office/word/2010/wordprocessingDrawing" xmlns:wp="http://schemas.openxmlformats.org/drawingml/2006/wordprocessingDrawing" xmlns:w10="urn:schemas-microsoft-com:office:word" xmlns:w="http://schemas.openxmlformats.org/wordprocessingml/2006/main" xmlns:w14="http://schemas.microsoft.com/office/word/2010/wordml" xmlns:wpg="http://schemas.microsoft.com/office/word/2010/wordprocessingGroup" xmlns:wpi="http://schemas.microsoft.com/office/word/2010/wordprocessingInk" xmlns:wne="http://schemas.microsoft.com/office/word/2006/wordml" xmlns:wps="http://schemas.microsoft.com/office/word/2010/wordprocessingShape" mc:Ignorable="w14 wp14">
+  <w:p/>
+</w:hdr>
+</file>
+
+<file path=word/header3.xml><?xml version="1.0" encoding="utf-8"?>
 <w:hdr xmlns:wpc="http://schemas.microsoft.com/office/word/2010/wordprocessingCanvas" xmlns:mc="http://schemas.openxmlformats.org/markup-compatibility/2006" xmlns:o="urn:schemas-microsoft-com:office:office" xmlns:r="http://schemas.openxmlformats.org/officeDocument/2006/relationships" xmlns:m="http://schemas.openxmlformats.org/officeDocument/2006/math" xmlns:v="urn:schemas-microsoft-com:vml" xmlns:wp14="http://schemas.microsoft.com/office/word/2010/wordprocessingDrawing" xmlns:wp="http://schemas.openxmlformats.org/drawingml/2006/wordprocessingDrawing" xmlns:w10="urn:schemas-microsoft-com:office:word" xmlns:w="http://schemas.openxmlformats.org/wordprocessingml/2006/main" xmlns:w14="http://schemas.microsoft.com/office/word/2010/wordml" xmlns:wpg="http://schemas.microsoft.com/office/word/2010/wordprocessingGroup" xmlns:wpi="http://schemas.microsoft.com/office/word/2010/wordprocessingInk" xmlns:wne="http://schemas.microsoft.com/office/word/2006/wordml" xmlns:wps="http://schemas.microsoft.com/office/word/2010/wordprocessingShape" mc:Ignorable="w14 wp14">
   <w:tbl>
     <w:tblPr>
@@ -6830,12 +6880,6 @@
       <w:gridCol w:w="831"/>
     </w:tblGrid>
     <w:tr>
-      <w:tblPrEx>
-        <w:tblCellMar>
-          <w:top w:w="0" w:type="dxa"/>
-          <w:bottom w:w="0" w:type="dxa"/>
-        </w:tblCellMar>
-      </w:tblPrEx>
       <w:trPr>
         <w:cantSplit/>
       </w:trPr>
@@ -6919,7 +6963,7 @@
             <w:pStyle w:val="a5"/>
             <w:jc w:val="center"/>
             <w:rPr>
-              <w:rFonts w:ascii="ＭＳ ゴシック" w:eastAsia="ＭＳ ゴシック" w:hAnsi="ＭＳ ゴシック" w:hint="eastAsia"/>
+              <w:rFonts w:ascii="ＭＳ ゴシック" w:eastAsia="ＭＳ ゴシック" w:hAnsi="ＭＳ ゴシック"/>
               <w:sz w:val="22"/>
             </w:rPr>
           </w:pPr>
@@ -6942,7 +6986,7 @@
             <w:pStyle w:val="a5"/>
             <w:jc w:val="center"/>
             <w:rPr>
-              <w:rFonts w:ascii="ＭＳ ゴシック" w:eastAsia="ＭＳ ゴシック" w:hAnsi="ＭＳ ゴシック" w:hint="eastAsia"/>
+              <w:rFonts w:ascii="ＭＳ ゴシック" w:eastAsia="ＭＳ ゴシック" w:hAnsi="ＭＳ ゴシック"/>
               <w:sz w:val="22"/>
             </w:rPr>
           </w:pPr>
@@ -6965,7 +7009,7 @@
             <w:pStyle w:val="a5"/>
             <w:jc w:val="center"/>
             <w:rPr>
-              <w:rFonts w:ascii="ＭＳ ゴシック" w:eastAsia="ＭＳ ゴシック" w:hAnsi="ＭＳ ゴシック" w:hint="eastAsia"/>
+              <w:rFonts w:ascii="ＭＳ ゴシック" w:eastAsia="ＭＳ ゴシック" w:hAnsi="ＭＳ ゴシック"/>
               <w:sz w:val="22"/>
             </w:rPr>
           </w:pPr>
@@ -6980,12 +7024,6 @@
       </w:tc>
     </w:tr>
     <w:tr>
-      <w:tblPrEx>
-        <w:tblCellMar>
-          <w:top w:w="0" w:type="dxa"/>
-          <w:bottom w:w="0" w:type="dxa"/>
-        </w:tblCellMar>
-      </w:tblPrEx>
       <w:trPr>
         <w:cantSplit/>
       </w:trPr>
@@ -7034,7 +7072,7 @@
             <w:pStyle w:val="a5"/>
             <w:jc w:val="center"/>
             <w:rPr>
-              <w:rFonts w:ascii="ＭＳ ゴシック" w:eastAsia="ＭＳ ゴシック" w:hAnsi="ＭＳ ゴシック" w:hint="eastAsia"/>
+              <w:rFonts w:ascii="ＭＳ ゴシック" w:eastAsia="ＭＳ ゴシック" w:hAnsi="ＭＳ ゴシック"/>
               <w:sz w:val="22"/>
             </w:rPr>
           </w:pPr>
@@ -7065,7 +7103,7 @@
               <w:rFonts w:ascii="ＭＳ ゴシック" w:eastAsia="ＭＳ ゴシック" w:hAnsi="ＭＳ ゴシック"/>
               <w:noProof/>
             </w:rPr>
-            <w:t>4</w:t>
+            <w:t>5</w:t>
           </w:r>
           <w:r>
             <w:rPr>
@@ -7140,26 +7178,6 @@
       <w:pStyle w:val="a5"/>
       <w:ind w:right="360"/>
       <w:jc w:val="right"/>
-    </w:pPr>
-  </w:p>
-</w:hdr>
-</file>
-
-<file path=word/header2.xml><?xml version="1.0" encoding="utf-8"?>
-<w:hdr xmlns:m="http://schemas.openxmlformats.org/officeDocument/2006/math" xmlns:mc="http://schemas.openxmlformats.org/markup-compatibility/2006" xmlns:mo="http://schemas.microsoft.com/office/mac/office/2008/main" xmlns:mv="urn:schemas-microsoft-com:mac:vml" xmlns:o="urn:schemas-microsoft-com:office:office" xmlns:r="http://schemas.openxmlformats.org/officeDocument/2006/relationships" xmlns:v="urn:schemas-microsoft-com:vml" xmlns:w10="urn:schemas-microsoft-com:office:word" xmlns:w14="http://schemas.microsoft.com/office/word/2010/wordml" xmlns:w="http://schemas.openxmlformats.org/wordprocessingml/2006/main" xmlns:wne="http://schemas.microsoft.com/office/word/2006/wordml" xmlns:wp14="http://schemas.microsoft.com/office/word/2010/wordprocessingDrawing" xmlns:wp="http://schemas.openxmlformats.org/drawingml/2006/wordprocessingDrawing" xmlns:wpc="http://schemas.microsoft.com/office/word/2010/wordprocessingCanvas" xmlns:wpg="http://schemas.microsoft.com/office/word/2010/wordprocessingGroup" xmlns:wpi="http://schemas.microsoft.com/office/word/2010/wordprocessingInk" xmlns:wps="http://schemas.microsoft.com/office/word/2010/wordprocessingShape" mc:Ignorable="w14 wp14">
-  <w:p>
-    <w:pPr>
-      <w:pStyle w:val="Header"/>
-    </w:pPr>
-  </w:p>
-</w:hdr>
-</file>
-
-<file path=word/header3.xml><?xml version="1.0" encoding="utf-8"?>
-<w:hdr xmlns:m="http://schemas.openxmlformats.org/officeDocument/2006/math" xmlns:mc="http://schemas.openxmlformats.org/markup-compatibility/2006" xmlns:mo="http://schemas.microsoft.com/office/mac/office/2008/main" xmlns:mv="urn:schemas-microsoft-com:mac:vml" xmlns:o="urn:schemas-microsoft-com:office:office" xmlns:r="http://schemas.openxmlformats.org/officeDocument/2006/relationships" xmlns:v="urn:schemas-microsoft-com:vml" xmlns:w10="urn:schemas-microsoft-com:office:word" xmlns:w14="http://schemas.microsoft.com/office/word/2010/wordml" xmlns:w="http://schemas.openxmlformats.org/wordprocessingml/2006/main" xmlns:wne="http://schemas.microsoft.com/office/word/2006/wordml" xmlns:wp14="http://schemas.microsoft.com/office/word/2010/wordprocessingDrawing" xmlns:wp="http://schemas.openxmlformats.org/drawingml/2006/wordprocessingDrawing" xmlns:wpc="http://schemas.microsoft.com/office/word/2010/wordprocessingCanvas" xmlns:wpg="http://schemas.microsoft.com/office/word/2010/wordprocessingGroup" xmlns:wpi="http://schemas.microsoft.com/office/word/2010/wordprocessingInk" xmlns:wps="http://schemas.microsoft.com/office/word/2010/wordprocessingShape" mc:Ignorable="w14 wp14">
-  <w:p>
-    <w:pPr>
-      <w:pStyle w:val="Header"/>
     </w:pPr>
   </w:p>
 </w:hdr>
@@ -9974,11 +9992,15 @@
   </w:style>
   <w:style w:type="character" w:default="1" w:styleId="a0">
     <w:name w:val="Default Paragraph Font"/>
+    <w:uiPriority w:val="1"/>
     <w:semiHidden/>
+    <w:unhideWhenUsed/>
   </w:style>
   <w:style w:type="table" w:default="1" w:styleId="a1">
     <w:name w:val="Normal Table"/>
+    <w:uiPriority w:val="99"/>
     <w:semiHidden/>
+    <w:unhideWhenUsed/>
     <w:tblPr>
       <w:tblInd w:w="0" w:type="dxa"/>
       <w:tblCellMar>
@@ -9991,7 +10013,9 @@
   </w:style>
   <w:style w:type="numbering" w:default="1" w:styleId="a2">
     <w:name w:val="No List"/>
+    <w:uiPriority w:val="99"/>
     <w:semiHidden/>
+    <w:unhideWhenUsed/>
   </w:style>
   <w:style w:type="paragraph" w:styleId="2">
     <w:name w:val="Body Text Indent 2"/>
@@ -10324,11 +10348,15 @@
   </w:style>
   <w:style w:type="character" w:default="1" w:styleId="a0">
     <w:name w:val="Default Paragraph Font"/>
+    <w:uiPriority w:val="1"/>
     <w:semiHidden/>
+    <w:unhideWhenUsed/>
   </w:style>
   <w:style w:type="table" w:default="1" w:styleId="a1">
     <w:name w:val="Normal Table"/>
+    <w:uiPriority w:val="99"/>
     <w:semiHidden/>
+    <w:unhideWhenUsed/>
     <w:tblPr>
       <w:tblInd w:w="0" w:type="dxa"/>
       <w:tblCellMar>
@@ -10341,7 +10369,9 @@
   </w:style>
   <w:style w:type="numbering" w:default="1" w:styleId="a2">
     <w:name w:val="No List"/>
+    <w:uiPriority w:val="99"/>
     <w:semiHidden/>
+    <w:unhideWhenUsed/>
   </w:style>
   <w:style w:type="paragraph" w:styleId="2">
     <w:name w:val="Body Text Indent 2"/>
@@ -10810,19 +10840,6 @@
 </file>
 
 <file path=customXml/item1.xml><?xml version="1.0" encoding="utf-8"?>
-<LongProperties xmlns="http://schemas.microsoft.com/office/2006/metadata/longProperties"/>
-</file>
-
-<file path=customXml/item2.xml><?xml version="1.0" encoding="utf-8"?>
-<?mso-contentType ?>
-<FormTemplates xmlns="http://schemas.microsoft.com/sharepoint/v3/contenttype/forms">
-  <Display>DocumentLibraryForm</Display>
-  <Edit>DocumentLibraryForm</Edit>
-  <New>DocumentLibraryForm</New>
-</FormTemplates>
-</file>
-
-<file path=customXml/item3.xml><?xml version="1.0" encoding="utf-8"?>
 <ct:contentTypeSchema xmlns:ct="http://schemas.microsoft.com/office/2006/metadata/contentType" xmlns:ma="http://schemas.microsoft.com/office/2006/metadata/properties/metaAttributes" ct:_="" ma:_="" ma:contentTypeName="ドキュメント" ma:contentTypeID="0x010100B9F3419BC2D8D64D830E9AEB8963277A" ma:contentTypeVersion="12" ma:contentTypeDescription="新しいドキュメントを作成します。" ma:contentTypeScope="" ma:versionID="aaae8dea08b675139fd36b71e1da83a8">
   <xsd:schema xmlns:xsd="http://www.w3.org/2001/XMLSchema" xmlns:xs="http://www.w3.org/2001/XMLSchema" xmlns:p="http://schemas.microsoft.com/office/2006/metadata/properties" xmlns:ns2="de1ba629-2ef5-49ac-9285-140fa60976af" xmlns:ns3="4d7fb8f6-9384-49ba-9078-0024065d699e" targetNamespace="http://schemas.microsoft.com/office/2006/metadata/properties" ma:root="true" ma:fieldsID="845626131e878e0396b23398a507c366" ns2:_="" ns3:_="">
     <xsd:import namespace="de1ba629-2ef5-49ac-9285-140fa60976af"/>
@@ -11023,6 +11040,19 @@
 </ct:contentTypeSchema>
 </file>
 
+<file path=customXml/item2.xml><?xml version="1.0" encoding="utf-8"?>
+<?mso-contentType ?>
+<FormTemplates xmlns="http://schemas.microsoft.com/sharepoint/v3/contenttype/forms">
+  <Display>DocumentLibraryForm</Display>
+  <Edit>DocumentLibraryForm</Edit>
+  <New>DocumentLibraryForm</New>
+</FormTemplates>
+</file>
+
+<file path=customXml/item3.xml><?xml version="1.0" encoding="utf-8"?>
+<LongProperties xmlns="http://schemas.microsoft.com/office/2006/metadata/longProperties"/>
+</file>
+
 <file path=customXml/item4.xml><?xml version="1.0" encoding="utf-8"?>
 <p:properties xmlns:p="http://schemas.microsoft.com/office/2006/metadata/properties" xmlns:xsi="http://www.w3.org/2001/XMLSchema-instance" xmlns:pc="http://schemas.microsoft.com/office/infopath/2007/PartnerControls">
   <documentManagement>
@@ -11039,22 +11069,6 @@
 </file>
 
 <file path=customXml/itemProps1.xml><?xml version="1.0" encoding="utf-8"?>
-<ds:datastoreItem xmlns:ds="http://schemas.openxmlformats.org/officeDocument/2006/customXml" ds:itemID="{0107D96B-F7B6-43E7-A5F9-5E7B480794B3}">
-  <ds:schemaRefs>
-    <ds:schemaRef ds:uri="http://schemas.microsoft.com/office/2006/metadata/longProperties"/>
-  </ds:schemaRefs>
-</ds:datastoreItem>
-</file>
-
-<file path=customXml/itemProps2.xml><?xml version="1.0" encoding="utf-8"?>
-<ds:datastoreItem xmlns:ds="http://schemas.openxmlformats.org/officeDocument/2006/customXml" ds:itemID="{2D92C3AA-88E5-472C-9AD0-822CE3E23E9C}">
-  <ds:schemaRefs>
-    <ds:schemaRef ds:uri="http://schemas.microsoft.com/sharepoint/v3/contenttype/forms"/>
-  </ds:schemaRefs>
-</ds:datastoreItem>
-</file>
-
-<file path=customXml/itemProps3.xml><?xml version="1.0" encoding="utf-8"?>
 <ds:datastoreItem xmlns:ds="http://schemas.openxmlformats.org/officeDocument/2006/customXml" ds:itemID="{7CA4D9EF-7A92-47BB-BE0D-19D59CBD81BD}">
   <ds:schemaRefs>
     <ds:schemaRef ds:uri="http://schemas.microsoft.com/office/2006/metadata/contentType"/>
@@ -11073,6 +11087,22 @@
 </ds:datastoreItem>
 </file>
 
+<file path=customXml/itemProps2.xml><?xml version="1.0" encoding="utf-8"?>
+<ds:datastoreItem xmlns:ds="http://schemas.openxmlformats.org/officeDocument/2006/customXml" ds:itemID="{2D92C3AA-88E5-472C-9AD0-822CE3E23E9C}">
+  <ds:schemaRefs>
+    <ds:schemaRef ds:uri="http://schemas.microsoft.com/sharepoint/v3/contenttype/forms"/>
+  </ds:schemaRefs>
+</ds:datastoreItem>
+</file>
+
+<file path=customXml/itemProps3.xml><?xml version="1.0" encoding="utf-8"?>
+<ds:datastoreItem xmlns:ds="http://schemas.openxmlformats.org/officeDocument/2006/customXml" ds:itemID="{0107D96B-F7B6-43E7-A5F9-5E7B480794B3}">
+  <ds:schemaRefs>
+    <ds:schemaRef ds:uri="http://schemas.microsoft.com/office/2006/metadata/longProperties"/>
+  </ds:schemaRefs>
+</ds:datastoreItem>
+</file>
+
 <file path=customXml/itemProps4.xml><?xml version="1.0" encoding="utf-8"?>
 <ds:datastoreItem xmlns:ds="http://schemas.openxmlformats.org/officeDocument/2006/customXml" ds:itemID="{9F6B38B0-0E3A-440B-8C4A-FF8C824ECBB7}">
   <ds:schemaRefs>
@@ -11085,7 +11115,7 @@
 </file>
 
 <file path=customXml/itemProps5.xml><?xml version="1.0" encoding="utf-8"?>
-<ds:datastoreItem xmlns:ds="http://schemas.openxmlformats.org/officeDocument/2006/customXml" ds:itemID="{17F82D4E-DC74-4486-A230-574EF5740157}">
+<ds:datastoreItem xmlns:ds="http://schemas.openxmlformats.org/officeDocument/2006/customXml" ds:itemID="{A6B0CC0F-5873-4C38-99B2-5C1691692D65}">
   <ds:schemaRefs>
     <ds:schemaRef ds:uri="http://schemas.openxmlformats.org/officeDocument/2006/bibliography"/>
   </ds:schemaRefs>
